--- a/learning diary.docx
+++ b/learning diary.docx
@@ -1,6 +1,6 @@
 
 <file path=word/document.xml><?xml version="1.0" encoding="utf-8"?>
-<w:document xmlns:wpc="http://schemas.microsoft.com/office/word/2010/wordprocessingCanvas" xmlns:cx="http://schemas.microsoft.com/office/drawing/2014/chartex" xmlns:cx1="http://schemas.microsoft.com/office/drawing/2015/9/8/chartex" xmlns:cx2="http://schemas.microsoft.com/office/drawing/2015/10/21/chartex" xmlns:cx3="http://schemas.microsoft.com/office/drawing/2016/5/9/chartex" xmlns:cx4="http://schemas.microsoft.com/office/drawing/2016/5/10/chartex" xmlns:cx5="http://schemas.microsoft.com/office/drawing/2016/5/11/chartex" xmlns:cx6="http://schemas.microsoft.com/office/drawing/2016/5/12/chartex" xmlns:cx7="http://schemas.microsoft.com/office/drawing/2016/5/13/chartex" xmlns:cx8="http://schemas.microsoft.com/office/drawing/2016/5/14/chartex" xmlns:mc="http://schemas.openxmlformats.org/markup-compatibility/2006" xmlns:aink="http://schemas.microsoft.com/office/drawing/2016/ink" xmlns:am3d="http://schemas.microsoft.com/office/drawing/2017/model3d" xmlns:o="urn:schemas-microsoft-com:office:office" xmlns:r="http://schemas.openxmlformats.org/officeDocument/2006/relationships" xmlns:m="http://schemas.openxmlformats.org/officeDocument/2006/math" xmlns:v="urn:schemas-microsoft-com:vml" xmlns:wp14="http://schemas.microsoft.com/office/word/2010/wordprocessingDrawing" xmlns:wp="http://schemas.openxmlformats.org/drawingml/2006/wordprocessingDrawing" xmlns:w10="urn:schemas-microsoft-com:office:word" xmlns:w="http://schemas.openxmlformats.org/wordprocessingml/2006/main" xmlns:w14="http://schemas.microsoft.com/office/word/2010/wordml" xmlns:w15="http://schemas.microsoft.com/office/word/2012/wordml" xmlns:w16cex="http://schemas.microsoft.com/office/word/2018/wordml/cex" xmlns:w16cid="http://schemas.microsoft.com/office/word/2016/wordml/cid" xmlns:w16="http://schemas.microsoft.com/office/word/2018/wordml" xmlns:w16sdtdh="http://schemas.microsoft.com/office/word/2020/wordml/sdtdatahash" xmlns:w16se="http://schemas.microsoft.com/office/word/2015/wordml/symex" xmlns:wpg="http://schemas.microsoft.com/office/word/2010/wordprocessingGroup" xmlns:wpi="http://schemas.microsoft.com/office/word/2010/wordprocessingInk" xmlns:wne="http://schemas.microsoft.com/office/word/2006/wordml" xmlns:wps="http://schemas.microsoft.com/office/word/2010/wordprocessingShape" mc:Ignorable="w14 w15 w16se w16cid w16 w16cex w16sdtdh wp14">
+<w:document xmlns:wpc="http://schemas.microsoft.com/office/word/2010/wordprocessingCanvas" xmlns:cx="http://schemas.microsoft.com/office/drawing/2014/chartex" xmlns:cx1="http://schemas.microsoft.com/office/drawing/2015/9/8/chartex" xmlns:cx2="http://schemas.microsoft.com/office/drawing/2015/10/21/chartex" xmlns:cx3="http://schemas.microsoft.com/office/drawing/2016/5/9/chartex" xmlns:cx4="http://schemas.microsoft.com/office/drawing/2016/5/10/chartex" xmlns:cx5="http://schemas.microsoft.com/office/drawing/2016/5/11/chartex" xmlns:cx6="http://schemas.microsoft.com/office/drawing/2016/5/12/chartex" xmlns:cx7="http://schemas.microsoft.com/office/drawing/2016/5/13/chartex" xmlns:cx8="http://schemas.microsoft.com/office/drawing/2016/5/14/chartex" xmlns:mc="http://schemas.openxmlformats.org/markup-compatibility/2006" xmlns:aink="http://schemas.microsoft.com/office/drawing/2016/ink" xmlns:am3d="http://schemas.microsoft.com/office/drawing/2017/model3d" xmlns:o="urn:schemas-microsoft-com:office:office" xmlns:oel="http://schemas.microsoft.com/office/2019/extlst" xmlns:r="http://schemas.openxmlformats.org/officeDocument/2006/relationships" xmlns:m="http://schemas.openxmlformats.org/officeDocument/2006/math" xmlns:v="urn:schemas-microsoft-com:vml" xmlns:wp14="http://schemas.microsoft.com/office/word/2010/wordprocessingDrawing" xmlns:wp="http://schemas.openxmlformats.org/drawingml/2006/wordprocessingDrawing" xmlns:w10="urn:schemas-microsoft-com:office:word" xmlns:w="http://schemas.openxmlformats.org/wordprocessingml/2006/main" xmlns:w14="http://schemas.microsoft.com/office/word/2010/wordml" xmlns:w15="http://schemas.microsoft.com/office/word/2012/wordml" xmlns:w16cex="http://schemas.microsoft.com/office/word/2018/wordml/cex" xmlns:w16cid="http://schemas.microsoft.com/office/word/2016/wordml/cid" xmlns:w16="http://schemas.microsoft.com/office/word/2018/wordml" xmlns:w16sdtdh="http://schemas.microsoft.com/office/word/2020/wordml/sdtdatahash" xmlns:w16se="http://schemas.microsoft.com/office/word/2015/wordml/symex" xmlns:wpg="http://schemas.microsoft.com/office/word/2010/wordprocessingGroup" xmlns:wpi="http://schemas.microsoft.com/office/word/2010/wordprocessingInk" xmlns:wne="http://schemas.microsoft.com/office/word/2006/wordml" xmlns:wps="http://schemas.microsoft.com/office/word/2010/wordprocessingShape" mc:Ignorable="w14 w15 w16se w16cid w16 w16cex w16sdtdh wp14">
   <w:body>
     <w:p>
       <w:pPr>
@@ -14,6 +14,7 @@
           <w:lang w:val="en-US"/>
         </w:rPr>
       </w:pPr>
+      <w:proofErr w:type="spellStart"/>
       <w:r>
         <w:rPr>
           <w:rFonts w:ascii="Times New Roman" w:hAnsi="Times New Roman" w:cs="Times New Roman"/>
@@ -22,8 +23,53 @@
           <w:szCs w:val="24"/>
           <w:lang w:val="en-US"/>
         </w:rPr>
-        <w:t>Lappeenrannan teknillinen yliopisto</w:t>
-      </w:r>
+        <w:t>Lappeenrannan</w:t>
+      </w:r>
+      <w:proofErr w:type="spellEnd"/>
+      <w:r>
+        <w:rPr>
+          <w:rFonts w:ascii="Times New Roman" w:hAnsi="Times New Roman" w:cs="Times New Roman"/>
+          <w:b w:val="0"/>
+          <w:sz w:val="24"/>
+          <w:szCs w:val="24"/>
+          <w:lang w:val="en-US"/>
+        </w:rPr>
+        <w:t xml:space="preserve"> </w:t>
+      </w:r>
+      <w:proofErr w:type="spellStart"/>
+      <w:r>
+        <w:rPr>
+          <w:rFonts w:ascii="Times New Roman" w:hAnsi="Times New Roman" w:cs="Times New Roman"/>
+          <w:b w:val="0"/>
+          <w:sz w:val="24"/>
+          <w:szCs w:val="24"/>
+          <w:lang w:val="en-US"/>
+        </w:rPr>
+        <w:t>teknillinen</w:t>
+      </w:r>
+      <w:proofErr w:type="spellEnd"/>
+      <w:r>
+        <w:rPr>
+          <w:rFonts w:ascii="Times New Roman" w:hAnsi="Times New Roman" w:cs="Times New Roman"/>
+          <w:b w:val="0"/>
+          <w:sz w:val="24"/>
+          <w:szCs w:val="24"/>
+          <w:lang w:val="en-US"/>
+        </w:rPr>
+        <w:t xml:space="preserve"> </w:t>
+      </w:r>
+      <w:proofErr w:type="spellStart"/>
+      <w:r>
+        <w:rPr>
+          <w:rFonts w:ascii="Times New Roman" w:hAnsi="Times New Roman" w:cs="Times New Roman"/>
+          <w:b w:val="0"/>
+          <w:sz w:val="24"/>
+          <w:szCs w:val="24"/>
+          <w:lang w:val="en-US"/>
+        </w:rPr>
+        <w:t>yliopisto</w:t>
+      </w:r>
+      <w:proofErr w:type="spellEnd"/>
     </w:p>
     <w:p>
       <w:pPr>
@@ -430,54 +476,30 @@
         <w:rPr>
           <w:lang w:val="en-US"/>
         </w:rPr>
+        <w:t xml:space="preserve"> After getting familiar with the course page, it’s time to start working on the project. </w:t>
+      </w:r>
+      <w:r>
+        <w:rPr>
+          <w:lang w:val="en-US"/>
+        </w:rPr>
+        <w:t>I have chosen to use Visual Studio Code as my code editor</w:t>
+      </w:r>
+      <w:r>
+        <w:rPr>
+          <w:lang w:val="en-US"/>
+        </w:rPr>
+        <w:t xml:space="preserve"> for this project</w:t>
+      </w:r>
+      <w:r>
+        <w:rPr>
+          <w:lang w:val="en-US"/>
+        </w:rPr>
         <w:t xml:space="preserve"> </w:t>
       </w:r>
       <w:r>
         <w:rPr>
           <w:lang w:val="en-US"/>
         </w:rPr>
-        <w:t xml:space="preserve">After getting familiar with the course </w:t>
-      </w:r>
-      <w:r>
-        <w:rPr>
-          <w:lang w:val="en-US"/>
-        </w:rPr>
-        <w:t>page,</w:t>
-      </w:r>
-      <w:r>
-        <w:rPr>
-          <w:lang w:val="en-US"/>
-        </w:rPr>
-        <w:t xml:space="preserve"> it’s time to start working on the project.</w:t>
-      </w:r>
-      <w:r>
-        <w:rPr>
-          <w:lang w:val="en-US"/>
-        </w:rPr>
-        <w:t xml:space="preserve"> </w:t>
-      </w:r>
-      <w:r>
-        <w:rPr>
-          <w:lang w:val="en-US"/>
-        </w:rPr>
-        <w:t>I have chosen to use Visual Studio Code as my code editor</w:t>
-      </w:r>
-      <w:r>
-        <w:rPr>
-          <w:lang w:val="en-US"/>
-        </w:rPr>
-        <w:t xml:space="preserve"> for this project</w:t>
-      </w:r>
-      <w:r>
-        <w:rPr>
-          <w:lang w:val="en-US"/>
-        </w:rPr>
-        <w:t xml:space="preserve"> </w:t>
-      </w:r>
-      <w:r>
-        <w:rPr>
-          <w:lang w:val="en-US"/>
-        </w:rPr>
         <w:t xml:space="preserve">because that is what I’m familiar with and use as my main editor usually.  </w:t>
       </w:r>
     </w:p>
@@ -492,7 +514,21 @@
         <w:rPr>
           <w:lang w:val="en-US"/>
         </w:rPr>
-        <w:t xml:space="preserve">Starting with the first video, the final result is shown at the start, it’s a nice looking UI but I already know I want to make some changes, mainly to the grey color scheme they have chosen. I went on to setup the project </w:t>
+        <w:t xml:space="preserve">Starting with the first video, </w:t>
+      </w:r>
+      <w:proofErr w:type="gramStart"/>
+      <w:r>
+        <w:rPr>
+          <w:lang w:val="en-US"/>
+        </w:rPr>
+        <w:t>the final result</w:t>
+      </w:r>
+      <w:proofErr w:type="gramEnd"/>
+      <w:r>
+        <w:rPr>
+          <w:lang w:val="en-US"/>
+        </w:rPr>
+        <w:t xml:space="preserve"> is shown at the start, it’s a nice looking UI but I already know I want to make some changes, mainly to the grey color scheme they have chosen. I went on to setup the project </w:t>
       </w:r>
       <w:r>
         <w:rPr>
@@ -660,7 +696,21 @@
         <w:rPr>
           <w:lang w:val="en-US"/>
         </w:rPr>
-        <w:t xml:space="preserve">I hosted the webpage with githubs hosting mechanic by renaming the repository to a specific name, the website can be found in this address: </w:t>
+        <w:t xml:space="preserve">I hosted the webpage with </w:t>
+      </w:r>
+      <w:proofErr w:type="spellStart"/>
+      <w:r>
+        <w:rPr>
+          <w:lang w:val="en-US"/>
+        </w:rPr>
+        <w:t>githubs</w:t>
+      </w:r>
+      <w:proofErr w:type="spellEnd"/>
+      <w:r>
+        <w:rPr>
+          <w:lang w:val="en-US"/>
+        </w:rPr>
+        <w:t xml:space="preserve"> hosting mechanic by renaming the repository to a specific name, the website can be found in this address: </w:t>
       </w:r>
       <w:hyperlink r:id="rId10" w:history="1">
         <w:r>
@@ -700,7 +750,21 @@
         <w:rPr>
           <w:lang w:val="en-US"/>
         </w:rPr>
-        <w:t xml:space="preserve"> be following the video for the contact me and my work pages. When changing the repository to a web hosting one it removed all the scss from the repository</w:t>
+        <w:t xml:space="preserve"> be following the video for the contact me and my work pages. When changing the repository to a web hosting one it removed all the </w:t>
+      </w:r>
+      <w:proofErr w:type="spellStart"/>
+      <w:r>
+        <w:rPr>
+          <w:lang w:val="en-US"/>
+        </w:rPr>
+        <w:t>scss</w:t>
+      </w:r>
+      <w:proofErr w:type="spellEnd"/>
+      <w:r>
+        <w:rPr>
+          <w:lang w:val="en-US"/>
+        </w:rPr>
+        <w:t xml:space="preserve"> from the repository</w:t>
       </w:r>
       <w:r>
         <w:rPr>
@@ -825,6 +889,110 @@
           <w:lang w:val="en-US"/>
         </w:rPr>
         <w:t>.</w:t>
+      </w:r>
+    </w:p>
+    <w:p>
+      <w:pPr>
+        <w:pStyle w:val="BodyText"/>
+        <w:rPr>
+          <w:lang w:val="en-US"/>
+        </w:rPr>
+      </w:pPr>
+    </w:p>
+    <w:p>
+      <w:pPr>
+        <w:pStyle w:val="BodyText"/>
+        <w:rPr>
+          <w:lang w:val="en-US"/>
+        </w:rPr>
+      </w:pPr>
+      <w:r>
+        <w:rPr>
+          <w:lang w:val="en-US"/>
+        </w:rPr>
+        <w:t>Day 7</w:t>
+      </w:r>
+    </w:p>
+    <w:p>
+      <w:pPr>
+        <w:pStyle w:val="BodyText"/>
+        <w:rPr>
+          <w:lang w:val="en-US"/>
+        </w:rPr>
+      </w:pPr>
+    </w:p>
+    <w:p>
+      <w:pPr>
+        <w:pStyle w:val="BodyText"/>
+        <w:rPr>
+          <w:lang w:val="en-US"/>
+        </w:rPr>
+      </w:pPr>
+      <w:r>
+        <w:rPr>
+          <w:lang w:val="en-US"/>
+        </w:rPr>
+        <w:t>Reverted dog moving on hover.</w:t>
+      </w:r>
+    </w:p>
+    <w:p>
+      <w:pPr>
+        <w:pStyle w:val="BodyText"/>
+        <w:rPr>
+          <w:lang w:val="en-US"/>
+        </w:rPr>
+      </w:pPr>
+    </w:p>
+    <w:p>
+      <w:pPr>
+        <w:pStyle w:val="BodyText"/>
+        <w:rPr>
+          <w:lang w:val="en-US"/>
+        </w:rPr>
+      </w:pPr>
+    </w:p>
+    <w:p>
+      <w:pPr>
+        <w:pStyle w:val="BodyText"/>
+        <w:rPr>
+          <w:lang w:val="en-US"/>
+        </w:rPr>
+      </w:pPr>
+    </w:p>
+    <w:p>
+      <w:pPr>
+        <w:pStyle w:val="BodyText"/>
+        <w:rPr>
+          <w:lang w:val="en-US"/>
+        </w:rPr>
+      </w:pPr>
+    </w:p>
+    <w:p>
+      <w:pPr>
+        <w:pStyle w:val="BodyText"/>
+        <w:rPr>
+          <w:lang w:val="en-US"/>
+        </w:rPr>
+      </w:pPr>
+      <w:r>
+        <w:rPr>
+          <w:lang w:val="en-US"/>
+        </w:rPr>
+        <w:t>Post edit:</w:t>
+      </w:r>
+    </w:p>
+    <w:p>
+      <w:pPr>
+        <w:pStyle w:val="BodyText"/>
+        <w:rPr>
+          <w:lang w:val="en-US"/>
+        </w:rPr>
+      </w:pPr>
+      <w:r>
+        <w:rPr>
+          <w:lang w:val="en-US"/>
+        </w:rPr>
+        <w:t>I forgot the age updates by year, talk about a reality check.</w:t>
       </w:r>
     </w:p>
     <w:sectPr>
@@ -840,7 +1008,7 @@
 </file>
 
 <file path=word/endnotes.xml><?xml version="1.0" encoding="utf-8"?>
-<w:endnotes xmlns:wpc="http://schemas.microsoft.com/office/word/2010/wordprocessingCanvas" xmlns:cx="http://schemas.microsoft.com/office/drawing/2014/chartex" xmlns:cx1="http://schemas.microsoft.com/office/drawing/2015/9/8/chartex" xmlns:cx2="http://schemas.microsoft.com/office/drawing/2015/10/21/chartex" xmlns:cx3="http://schemas.microsoft.com/office/drawing/2016/5/9/chartex" xmlns:cx4="http://schemas.microsoft.com/office/drawing/2016/5/10/chartex" xmlns:cx5="http://schemas.microsoft.com/office/drawing/2016/5/11/chartex" xmlns:cx6="http://schemas.microsoft.com/office/drawing/2016/5/12/chartex" xmlns:cx7="http://schemas.microsoft.com/office/drawing/2016/5/13/chartex" xmlns:cx8="http://schemas.microsoft.com/office/drawing/2016/5/14/chartex" xmlns:mc="http://schemas.openxmlformats.org/markup-compatibility/2006" xmlns:aink="http://schemas.microsoft.com/office/drawing/2016/ink" xmlns:am3d="http://schemas.microsoft.com/office/drawing/2017/model3d" xmlns:o="urn:schemas-microsoft-com:office:office" xmlns:r="http://schemas.openxmlformats.org/officeDocument/2006/relationships" xmlns:m="http://schemas.openxmlformats.org/officeDocument/2006/math" xmlns:v="urn:schemas-microsoft-com:vml" xmlns:wp14="http://schemas.microsoft.com/office/word/2010/wordprocessingDrawing" xmlns:wp="http://schemas.openxmlformats.org/drawingml/2006/wordprocessingDrawing" xmlns:w10="urn:schemas-microsoft-com:office:word" xmlns:w="http://schemas.openxmlformats.org/wordprocessingml/2006/main" xmlns:w14="http://schemas.microsoft.com/office/word/2010/wordml" xmlns:w15="http://schemas.microsoft.com/office/word/2012/wordml" xmlns:w16cex="http://schemas.microsoft.com/office/word/2018/wordml/cex" xmlns:w16cid="http://schemas.microsoft.com/office/word/2016/wordml/cid" xmlns:w16="http://schemas.microsoft.com/office/word/2018/wordml" xmlns:w16sdtdh="http://schemas.microsoft.com/office/word/2020/wordml/sdtdatahash" xmlns:w16se="http://schemas.microsoft.com/office/word/2015/wordml/symex" xmlns:wpg="http://schemas.microsoft.com/office/word/2010/wordprocessingGroup" xmlns:wpi="http://schemas.microsoft.com/office/word/2010/wordprocessingInk" xmlns:wne="http://schemas.microsoft.com/office/word/2006/wordml" xmlns:wps="http://schemas.microsoft.com/office/word/2010/wordprocessingShape" mc:Ignorable="w14 w15 w16se w16cid w16 w16cex w16sdtdh wp14">
+<w:endnotes xmlns:wpc="http://schemas.microsoft.com/office/word/2010/wordprocessingCanvas" xmlns:cx="http://schemas.microsoft.com/office/drawing/2014/chartex" xmlns:cx1="http://schemas.microsoft.com/office/drawing/2015/9/8/chartex" xmlns:cx2="http://schemas.microsoft.com/office/drawing/2015/10/21/chartex" xmlns:cx3="http://schemas.microsoft.com/office/drawing/2016/5/9/chartex" xmlns:cx4="http://schemas.microsoft.com/office/drawing/2016/5/10/chartex" xmlns:cx5="http://schemas.microsoft.com/office/drawing/2016/5/11/chartex" xmlns:cx6="http://schemas.microsoft.com/office/drawing/2016/5/12/chartex" xmlns:cx7="http://schemas.microsoft.com/office/drawing/2016/5/13/chartex" xmlns:cx8="http://schemas.microsoft.com/office/drawing/2016/5/14/chartex" xmlns:mc="http://schemas.openxmlformats.org/markup-compatibility/2006" xmlns:aink="http://schemas.microsoft.com/office/drawing/2016/ink" xmlns:am3d="http://schemas.microsoft.com/office/drawing/2017/model3d" xmlns:o="urn:schemas-microsoft-com:office:office" xmlns:oel="http://schemas.microsoft.com/office/2019/extlst" xmlns:r="http://schemas.openxmlformats.org/officeDocument/2006/relationships" xmlns:m="http://schemas.openxmlformats.org/officeDocument/2006/math" xmlns:v="urn:schemas-microsoft-com:vml" xmlns:wp14="http://schemas.microsoft.com/office/word/2010/wordprocessingDrawing" xmlns:wp="http://schemas.openxmlformats.org/drawingml/2006/wordprocessingDrawing" xmlns:w10="urn:schemas-microsoft-com:office:word" xmlns:w="http://schemas.openxmlformats.org/wordprocessingml/2006/main" xmlns:w14="http://schemas.microsoft.com/office/word/2010/wordml" xmlns:w15="http://schemas.microsoft.com/office/word/2012/wordml" xmlns:w16cex="http://schemas.microsoft.com/office/word/2018/wordml/cex" xmlns:w16cid="http://schemas.microsoft.com/office/word/2016/wordml/cid" xmlns:w16="http://schemas.microsoft.com/office/word/2018/wordml" xmlns:w16sdtdh="http://schemas.microsoft.com/office/word/2020/wordml/sdtdatahash" xmlns:w16se="http://schemas.microsoft.com/office/word/2015/wordml/symex" xmlns:wpg="http://schemas.microsoft.com/office/word/2010/wordprocessingGroup" xmlns:wpi="http://schemas.microsoft.com/office/word/2010/wordprocessingInk" xmlns:wne="http://schemas.microsoft.com/office/word/2006/wordml" xmlns:wps="http://schemas.microsoft.com/office/word/2010/wordprocessingShape" mc:Ignorable="w14 w15 w16se w16cid w16 w16cex w16sdtdh wp14">
   <w:endnote w:type="separator" w:id="-1">
     <w:p>
       <w:r>
@@ -859,7 +1027,7 @@
 </file>
 
 <file path=word/footer1.xml><?xml version="1.0" encoding="utf-8"?>
-<w:ftr xmlns:wpc="http://schemas.microsoft.com/office/word/2010/wordprocessingCanvas" xmlns:cx="http://schemas.microsoft.com/office/drawing/2014/chartex" xmlns:cx1="http://schemas.microsoft.com/office/drawing/2015/9/8/chartex" xmlns:cx2="http://schemas.microsoft.com/office/drawing/2015/10/21/chartex" xmlns:cx3="http://schemas.microsoft.com/office/drawing/2016/5/9/chartex" xmlns:cx4="http://schemas.microsoft.com/office/drawing/2016/5/10/chartex" xmlns:cx5="http://schemas.microsoft.com/office/drawing/2016/5/11/chartex" xmlns:cx6="http://schemas.microsoft.com/office/drawing/2016/5/12/chartex" xmlns:cx7="http://schemas.microsoft.com/office/drawing/2016/5/13/chartex" xmlns:cx8="http://schemas.microsoft.com/office/drawing/2016/5/14/chartex" xmlns:mc="http://schemas.openxmlformats.org/markup-compatibility/2006" xmlns:aink="http://schemas.microsoft.com/office/drawing/2016/ink" xmlns:am3d="http://schemas.microsoft.com/office/drawing/2017/model3d" xmlns:o="urn:schemas-microsoft-com:office:office" xmlns:r="http://schemas.openxmlformats.org/officeDocument/2006/relationships" xmlns:m="http://schemas.openxmlformats.org/officeDocument/2006/math" xmlns:v="urn:schemas-microsoft-com:vml" xmlns:wp14="http://schemas.microsoft.com/office/word/2010/wordprocessingDrawing" xmlns:wp="http://schemas.openxmlformats.org/drawingml/2006/wordprocessingDrawing" xmlns:w10="urn:schemas-microsoft-com:office:word" xmlns:w="http://schemas.openxmlformats.org/wordprocessingml/2006/main" xmlns:w14="http://schemas.microsoft.com/office/word/2010/wordml" xmlns:w15="http://schemas.microsoft.com/office/word/2012/wordml" xmlns:w16cex="http://schemas.microsoft.com/office/word/2018/wordml/cex" xmlns:w16cid="http://schemas.microsoft.com/office/word/2016/wordml/cid" xmlns:w16="http://schemas.microsoft.com/office/word/2018/wordml" xmlns:w16sdtdh="http://schemas.microsoft.com/office/word/2020/wordml/sdtdatahash" xmlns:w16se="http://schemas.microsoft.com/office/word/2015/wordml/symex" xmlns:wpg="http://schemas.microsoft.com/office/word/2010/wordprocessingGroup" xmlns:wpi="http://schemas.microsoft.com/office/word/2010/wordprocessingInk" xmlns:wne="http://schemas.microsoft.com/office/word/2006/wordml" xmlns:wps="http://schemas.microsoft.com/office/word/2010/wordprocessingShape" mc:Ignorable="w14 w15 w16se w16cid w16 w16cex w16sdtdh wp14">
+<w:ftr xmlns:wpc="http://schemas.microsoft.com/office/word/2010/wordprocessingCanvas" xmlns:cx="http://schemas.microsoft.com/office/drawing/2014/chartex" xmlns:cx1="http://schemas.microsoft.com/office/drawing/2015/9/8/chartex" xmlns:cx2="http://schemas.microsoft.com/office/drawing/2015/10/21/chartex" xmlns:cx3="http://schemas.microsoft.com/office/drawing/2016/5/9/chartex" xmlns:cx4="http://schemas.microsoft.com/office/drawing/2016/5/10/chartex" xmlns:cx5="http://schemas.microsoft.com/office/drawing/2016/5/11/chartex" xmlns:cx6="http://schemas.microsoft.com/office/drawing/2016/5/12/chartex" xmlns:cx7="http://schemas.microsoft.com/office/drawing/2016/5/13/chartex" xmlns:cx8="http://schemas.microsoft.com/office/drawing/2016/5/14/chartex" xmlns:mc="http://schemas.openxmlformats.org/markup-compatibility/2006" xmlns:aink="http://schemas.microsoft.com/office/drawing/2016/ink" xmlns:am3d="http://schemas.microsoft.com/office/drawing/2017/model3d" xmlns:o="urn:schemas-microsoft-com:office:office" xmlns:oel="http://schemas.microsoft.com/office/2019/extlst" xmlns:r="http://schemas.openxmlformats.org/officeDocument/2006/relationships" xmlns:m="http://schemas.openxmlformats.org/officeDocument/2006/math" xmlns:v="urn:schemas-microsoft-com:vml" xmlns:wp14="http://schemas.microsoft.com/office/word/2010/wordprocessingDrawing" xmlns:wp="http://schemas.openxmlformats.org/drawingml/2006/wordprocessingDrawing" xmlns:w10="urn:schemas-microsoft-com:office:word" xmlns:w="http://schemas.openxmlformats.org/wordprocessingml/2006/main" xmlns:w14="http://schemas.microsoft.com/office/word/2010/wordml" xmlns:w15="http://schemas.microsoft.com/office/word/2012/wordml" xmlns:w16cex="http://schemas.microsoft.com/office/word/2018/wordml/cex" xmlns:w16cid="http://schemas.microsoft.com/office/word/2016/wordml/cid" xmlns:w16="http://schemas.microsoft.com/office/word/2018/wordml" xmlns:w16sdtdh="http://schemas.microsoft.com/office/word/2020/wordml/sdtdatahash" xmlns:w16se="http://schemas.microsoft.com/office/word/2015/wordml/symex" xmlns:wpg="http://schemas.microsoft.com/office/word/2010/wordprocessingGroup" xmlns:wpi="http://schemas.microsoft.com/office/word/2010/wordprocessingInk" xmlns:wne="http://schemas.microsoft.com/office/word/2006/wordml" xmlns:wps="http://schemas.microsoft.com/office/word/2010/wordprocessingShape" mc:Ignorable="w14 w15 w16se w16cid w16 w16cex w16sdtdh wp14">
   <w:p>
     <w:pPr>
       <w:pStyle w:val="Footer"/>
@@ -884,7 +1052,7 @@
 </file>
 
 <file path=word/footnotes.xml><?xml version="1.0" encoding="utf-8"?>
-<w:footnotes xmlns:wpc="http://schemas.microsoft.com/office/word/2010/wordprocessingCanvas" xmlns:cx="http://schemas.microsoft.com/office/drawing/2014/chartex" xmlns:cx1="http://schemas.microsoft.com/office/drawing/2015/9/8/chartex" xmlns:cx2="http://schemas.microsoft.com/office/drawing/2015/10/21/chartex" xmlns:cx3="http://schemas.microsoft.com/office/drawing/2016/5/9/chartex" xmlns:cx4="http://schemas.microsoft.com/office/drawing/2016/5/10/chartex" xmlns:cx5="http://schemas.microsoft.com/office/drawing/2016/5/11/chartex" xmlns:cx6="http://schemas.microsoft.com/office/drawing/2016/5/12/chartex" xmlns:cx7="http://schemas.microsoft.com/office/drawing/2016/5/13/chartex" xmlns:cx8="http://schemas.microsoft.com/office/drawing/2016/5/14/chartex" xmlns:mc="http://schemas.openxmlformats.org/markup-compatibility/2006" xmlns:aink="http://schemas.microsoft.com/office/drawing/2016/ink" xmlns:am3d="http://schemas.microsoft.com/office/drawing/2017/model3d" xmlns:o="urn:schemas-microsoft-com:office:office" xmlns:r="http://schemas.openxmlformats.org/officeDocument/2006/relationships" xmlns:m="http://schemas.openxmlformats.org/officeDocument/2006/math" xmlns:v="urn:schemas-microsoft-com:vml" xmlns:wp14="http://schemas.microsoft.com/office/word/2010/wordprocessingDrawing" xmlns:wp="http://schemas.openxmlformats.org/drawingml/2006/wordprocessingDrawing" xmlns:w10="urn:schemas-microsoft-com:office:word" xmlns:w="http://schemas.openxmlformats.org/wordprocessingml/2006/main" xmlns:w14="http://schemas.microsoft.com/office/word/2010/wordml" xmlns:w15="http://schemas.microsoft.com/office/word/2012/wordml" xmlns:w16cex="http://schemas.microsoft.com/office/word/2018/wordml/cex" xmlns:w16cid="http://schemas.microsoft.com/office/word/2016/wordml/cid" xmlns:w16="http://schemas.microsoft.com/office/word/2018/wordml" xmlns:w16sdtdh="http://schemas.microsoft.com/office/word/2020/wordml/sdtdatahash" xmlns:w16se="http://schemas.microsoft.com/office/word/2015/wordml/symex" xmlns:wpg="http://schemas.microsoft.com/office/word/2010/wordprocessingGroup" xmlns:wpi="http://schemas.microsoft.com/office/word/2010/wordprocessingInk" xmlns:wne="http://schemas.microsoft.com/office/word/2006/wordml" xmlns:wps="http://schemas.microsoft.com/office/word/2010/wordprocessingShape" mc:Ignorable="w14 w15 w16se w16cid w16 w16cex w16sdtdh wp14">
+<w:footnotes xmlns:wpc="http://schemas.microsoft.com/office/word/2010/wordprocessingCanvas" xmlns:cx="http://schemas.microsoft.com/office/drawing/2014/chartex" xmlns:cx1="http://schemas.microsoft.com/office/drawing/2015/9/8/chartex" xmlns:cx2="http://schemas.microsoft.com/office/drawing/2015/10/21/chartex" xmlns:cx3="http://schemas.microsoft.com/office/drawing/2016/5/9/chartex" xmlns:cx4="http://schemas.microsoft.com/office/drawing/2016/5/10/chartex" xmlns:cx5="http://schemas.microsoft.com/office/drawing/2016/5/11/chartex" xmlns:cx6="http://schemas.microsoft.com/office/drawing/2016/5/12/chartex" xmlns:cx7="http://schemas.microsoft.com/office/drawing/2016/5/13/chartex" xmlns:cx8="http://schemas.microsoft.com/office/drawing/2016/5/14/chartex" xmlns:mc="http://schemas.openxmlformats.org/markup-compatibility/2006" xmlns:aink="http://schemas.microsoft.com/office/drawing/2016/ink" xmlns:am3d="http://schemas.microsoft.com/office/drawing/2017/model3d" xmlns:o="urn:schemas-microsoft-com:office:office" xmlns:oel="http://schemas.microsoft.com/office/2019/extlst" xmlns:r="http://schemas.openxmlformats.org/officeDocument/2006/relationships" xmlns:m="http://schemas.openxmlformats.org/officeDocument/2006/math" xmlns:v="urn:schemas-microsoft-com:vml" xmlns:wp14="http://schemas.microsoft.com/office/word/2010/wordprocessingDrawing" xmlns:wp="http://schemas.openxmlformats.org/drawingml/2006/wordprocessingDrawing" xmlns:w10="urn:schemas-microsoft-com:office:word" xmlns:w="http://schemas.openxmlformats.org/wordprocessingml/2006/main" xmlns:w14="http://schemas.microsoft.com/office/word/2010/wordml" xmlns:w15="http://schemas.microsoft.com/office/word/2012/wordml" xmlns:w16cex="http://schemas.microsoft.com/office/word/2018/wordml/cex" xmlns:w16cid="http://schemas.microsoft.com/office/word/2016/wordml/cid" xmlns:w16="http://schemas.microsoft.com/office/word/2018/wordml" xmlns:w16sdtdh="http://schemas.microsoft.com/office/word/2020/wordml/sdtdatahash" xmlns:w16se="http://schemas.microsoft.com/office/word/2015/wordml/symex" xmlns:wpg="http://schemas.microsoft.com/office/word/2010/wordprocessingGroup" xmlns:wpi="http://schemas.microsoft.com/office/word/2010/wordprocessingInk" xmlns:wne="http://schemas.microsoft.com/office/word/2006/wordml" xmlns:wps="http://schemas.microsoft.com/office/word/2010/wordprocessingShape" mc:Ignorable="w14 w15 w16se w16cid w16 w16cex w16sdtdh wp14">
   <w:footnote w:type="separator" w:id="-1">
     <w:p>
       <w:r>
@@ -903,7 +1071,7 @@
 </file>
 
 <file path=word/header1.xml><?xml version="1.0" encoding="utf-8"?>
-<w:hdr xmlns:wpc="http://schemas.microsoft.com/office/word/2010/wordprocessingCanvas" xmlns:cx="http://schemas.microsoft.com/office/drawing/2014/chartex" xmlns:cx1="http://schemas.microsoft.com/office/drawing/2015/9/8/chartex" xmlns:cx2="http://schemas.microsoft.com/office/drawing/2015/10/21/chartex" xmlns:cx3="http://schemas.microsoft.com/office/drawing/2016/5/9/chartex" xmlns:cx4="http://schemas.microsoft.com/office/drawing/2016/5/10/chartex" xmlns:cx5="http://schemas.microsoft.com/office/drawing/2016/5/11/chartex" xmlns:cx6="http://schemas.microsoft.com/office/drawing/2016/5/12/chartex" xmlns:cx7="http://schemas.microsoft.com/office/drawing/2016/5/13/chartex" xmlns:cx8="http://schemas.microsoft.com/office/drawing/2016/5/14/chartex" xmlns:mc="http://schemas.openxmlformats.org/markup-compatibility/2006" xmlns:aink="http://schemas.microsoft.com/office/drawing/2016/ink" xmlns:am3d="http://schemas.microsoft.com/office/drawing/2017/model3d" xmlns:o="urn:schemas-microsoft-com:office:office" xmlns:r="http://schemas.openxmlformats.org/officeDocument/2006/relationships" xmlns:m="http://schemas.openxmlformats.org/officeDocument/2006/math" xmlns:v="urn:schemas-microsoft-com:vml" xmlns:wp14="http://schemas.microsoft.com/office/word/2010/wordprocessingDrawing" xmlns:wp="http://schemas.openxmlformats.org/drawingml/2006/wordprocessingDrawing" xmlns:w10="urn:schemas-microsoft-com:office:word" xmlns:w="http://schemas.openxmlformats.org/wordprocessingml/2006/main" xmlns:w14="http://schemas.microsoft.com/office/word/2010/wordml" xmlns:w15="http://schemas.microsoft.com/office/word/2012/wordml" xmlns:w16cex="http://schemas.microsoft.com/office/word/2018/wordml/cex" xmlns:w16cid="http://schemas.microsoft.com/office/word/2016/wordml/cid" xmlns:w16="http://schemas.microsoft.com/office/word/2018/wordml" xmlns:w16sdtdh="http://schemas.microsoft.com/office/word/2020/wordml/sdtdatahash" xmlns:w16se="http://schemas.microsoft.com/office/word/2015/wordml/symex" xmlns:wpg="http://schemas.microsoft.com/office/word/2010/wordprocessingGroup" xmlns:wpi="http://schemas.microsoft.com/office/word/2010/wordprocessingInk" xmlns:wne="http://schemas.microsoft.com/office/word/2006/wordml" xmlns:wps="http://schemas.microsoft.com/office/word/2010/wordprocessingShape" mc:Ignorable="w14 w15 w16se w16cid w16 w16cex w16sdtdh wp14">
+<w:hdr xmlns:wpc="http://schemas.microsoft.com/office/word/2010/wordprocessingCanvas" xmlns:cx="http://schemas.microsoft.com/office/drawing/2014/chartex" xmlns:cx1="http://schemas.microsoft.com/office/drawing/2015/9/8/chartex" xmlns:cx2="http://schemas.microsoft.com/office/drawing/2015/10/21/chartex" xmlns:cx3="http://schemas.microsoft.com/office/drawing/2016/5/9/chartex" xmlns:cx4="http://schemas.microsoft.com/office/drawing/2016/5/10/chartex" xmlns:cx5="http://schemas.microsoft.com/office/drawing/2016/5/11/chartex" xmlns:cx6="http://schemas.microsoft.com/office/drawing/2016/5/12/chartex" xmlns:cx7="http://schemas.microsoft.com/office/drawing/2016/5/13/chartex" xmlns:cx8="http://schemas.microsoft.com/office/drawing/2016/5/14/chartex" xmlns:mc="http://schemas.openxmlformats.org/markup-compatibility/2006" xmlns:aink="http://schemas.microsoft.com/office/drawing/2016/ink" xmlns:am3d="http://schemas.microsoft.com/office/drawing/2017/model3d" xmlns:o="urn:schemas-microsoft-com:office:office" xmlns:oel="http://schemas.microsoft.com/office/2019/extlst" xmlns:r="http://schemas.openxmlformats.org/officeDocument/2006/relationships" xmlns:m="http://schemas.openxmlformats.org/officeDocument/2006/math" xmlns:v="urn:schemas-microsoft-com:vml" xmlns:wp14="http://schemas.microsoft.com/office/word/2010/wordprocessingDrawing" xmlns:wp="http://schemas.openxmlformats.org/drawingml/2006/wordprocessingDrawing" xmlns:w10="urn:schemas-microsoft-com:office:word" xmlns:w="http://schemas.openxmlformats.org/wordprocessingml/2006/main" xmlns:w14="http://schemas.microsoft.com/office/word/2010/wordml" xmlns:w15="http://schemas.microsoft.com/office/word/2012/wordml" xmlns:w16cex="http://schemas.microsoft.com/office/word/2018/wordml/cex" xmlns:w16cid="http://schemas.microsoft.com/office/word/2016/wordml/cid" xmlns:w16="http://schemas.microsoft.com/office/word/2018/wordml" xmlns:w16sdtdh="http://schemas.microsoft.com/office/word/2020/wordml/sdtdatahash" xmlns:w16se="http://schemas.microsoft.com/office/word/2015/wordml/symex" xmlns:wpg="http://schemas.microsoft.com/office/word/2010/wordprocessingGroup" xmlns:wpi="http://schemas.microsoft.com/office/word/2010/wordprocessingInk" xmlns:wne="http://schemas.microsoft.com/office/word/2006/wordml" xmlns:wps="http://schemas.microsoft.com/office/word/2010/wordprocessingShape" mc:Ignorable="w14 w15 w16se w16cid w16 w16cex w16sdtdh wp14">
   <w:p>
     <w:pPr>
       <w:pStyle w:val="Header"/>
@@ -914,7 +1082,7 @@
 </file>
 
 <file path=word/numbering.xml><?xml version="1.0" encoding="utf-8"?>
-<w:numbering xmlns:wpc="http://schemas.microsoft.com/office/word/2010/wordprocessingCanvas" xmlns:cx="http://schemas.microsoft.com/office/drawing/2014/chartex" xmlns:cx1="http://schemas.microsoft.com/office/drawing/2015/9/8/chartex" xmlns:cx2="http://schemas.microsoft.com/office/drawing/2015/10/21/chartex" xmlns:cx3="http://schemas.microsoft.com/office/drawing/2016/5/9/chartex" xmlns:cx4="http://schemas.microsoft.com/office/drawing/2016/5/10/chartex" xmlns:cx5="http://schemas.microsoft.com/office/drawing/2016/5/11/chartex" xmlns:cx6="http://schemas.microsoft.com/office/drawing/2016/5/12/chartex" xmlns:cx7="http://schemas.microsoft.com/office/drawing/2016/5/13/chartex" xmlns:cx8="http://schemas.microsoft.com/office/drawing/2016/5/14/chartex" xmlns:mc="http://schemas.openxmlformats.org/markup-compatibility/2006" xmlns:aink="http://schemas.microsoft.com/office/drawing/2016/ink" xmlns:am3d="http://schemas.microsoft.com/office/drawing/2017/model3d" xmlns:o="urn:schemas-microsoft-com:office:office" xmlns:r="http://schemas.openxmlformats.org/officeDocument/2006/relationships" xmlns:m="http://schemas.openxmlformats.org/officeDocument/2006/math" xmlns:v="urn:schemas-microsoft-com:vml" xmlns:wp14="http://schemas.microsoft.com/office/word/2010/wordprocessingDrawing" xmlns:wp="http://schemas.openxmlformats.org/drawingml/2006/wordprocessingDrawing" xmlns:w10="urn:schemas-microsoft-com:office:word" xmlns:w="http://schemas.openxmlformats.org/wordprocessingml/2006/main" xmlns:w14="http://schemas.microsoft.com/office/word/2010/wordml" xmlns:w15="http://schemas.microsoft.com/office/word/2012/wordml" xmlns:w16cex="http://schemas.microsoft.com/office/word/2018/wordml/cex" xmlns:w16cid="http://schemas.microsoft.com/office/word/2016/wordml/cid" xmlns:w16="http://schemas.microsoft.com/office/word/2018/wordml" xmlns:w16sdtdh="http://schemas.microsoft.com/office/word/2020/wordml/sdtdatahash" xmlns:w16se="http://schemas.microsoft.com/office/word/2015/wordml/symex" xmlns:wpg="http://schemas.microsoft.com/office/word/2010/wordprocessingGroup" xmlns:wpi="http://schemas.microsoft.com/office/word/2010/wordprocessingInk" xmlns:wne="http://schemas.microsoft.com/office/word/2006/wordml" xmlns:wps="http://schemas.microsoft.com/office/word/2010/wordprocessingShape" mc:Ignorable="w14 w15 w16se w16cid w16 w16cex w16sdtdh wp14">
+<w:numbering xmlns:wpc="http://schemas.microsoft.com/office/word/2010/wordprocessingCanvas" xmlns:cx="http://schemas.microsoft.com/office/drawing/2014/chartex" xmlns:cx1="http://schemas.microsoft.com/office/drawing/2015/9/8/chartex" xmlns:cx2="http://schemas.microsoft.com/office/drawing/2015/10/21/chartex" xmlns:cx3="http://schemas.microsoft.com/office/drawing/2016/5/9/chartex" xmlns:cx4="http://schemas.microsoft.com/office/drawing/2016/5/10/chartex" xmlns:cx5="http://schemas.microsoft.com/office/drawing/2016/5/11/chartex" xmlns:cx6="http://schemas.microsoft.com/office/drawing/2016/5/12/chartex" xmlns:cx7="http://schemas.microsoft.com/office/drawing/2016/5/13/chartex" xmlns:cx8="http://schemas.microsoft.com/office/drawing/2016/5/14/chartex" xmlns:mc="http://schemas.openxmlformats.org/markup-compatibility/2006" xmlns:aink="http://schemas.microsoft.com/office/drawing/2016/ink" xmlns:am3d="http://schemas.microsoft.com/office/drawing/2017/model3d" xmlns:o="urn:schemas-microsoft-com:office:office" xmlns:oel="http://schemas.microsoft.com/office/2019/extlst" xmlns:r="http://schemas.openxmlformats.org/officeDocument/2006/relationships" xmlns:m="http://schemas.openxmlformats.org/officeDocument/2006/math" xmlns:v="urn:schemas-microsoft-com:vml" xmlns:wp14="http://schemas.microsoft.com/office/word/2010/wordprocessingDrawing" xmlns:wp="http://schemas.openxmlformats.org/drawingml/2006/wordprocessingDrawing" xmlns:w10="urn:schemas-microsoft-com:office:word" xmlns:w="http://schemas.openxmlformats.org/wordprocessingml/2006/main" xmlns:w14="http://schemas.microsoft.com/office/word/2010/wordml" xmlns:w15="http://schemas.microsoft.com/office/word/2012/wordml" xmlns:w16cex="http://schemas.microsoft.com/office/word/2018/wordml/cex" xmlns:w16cid="http://schemas.microsoft.com/office/word/2016/wordml/cid" xmlns:w16="http://schemas.microsoft.com/office/word/2018/wordml" xmlns:w16sdtdh="http://schemas.microsoft.com/office/word/2020/wordml/sdtdatahash" xmlns:w16se="http://schemas.microsoft.com/office/word/2015/wordml/symex" xmlns:wpg="http://schemas.microsoft.com/office/word/2010/wordprocessingGroup" xmlns:wpi="http://schemas.microsoft.com/office/word/2010/wordprocessingInk" xmlns:wne="http://schemas.microsoft.com/office/word/2006/wordml" xmlns:wps="http://schemas.microsoft.com/office/word/2010/wordprocessingShape" mc:Ignorable="w14 w15 w16se w16cid w16 w16cex w16sdtdh wp14">
   <w:abstractNum w:abstractNumId="0" w15:restartNumberingAfterBreak="0">
     <w:nsid w:val="3B530E8E"/>
     <w:multiLevelType w:val="hybridMultilevel"/>
@@ -1846,28 +2014,28 @@
       </w:pPr>
     </w:lvl>
   </w:abstractNum>
-  <w:num w:numId="1">
+  <w:num w:numId="1" w16cid:durableId="747076662">
     <w:abstractNumId w:val="5"/>
   </w:num>
-  <w:num w:numId="2">
+  <w:num w:numId="2" w16cid:durableId="246765283">
     <w:abstractNumId w:val="1"/>
   </w:num>
-  <w:num w:numId="3">
+  <w:num w:numId="3" w16cid:durableId="1005015858">
     <w:abstractNumId w:val="7"/>
   </w:num>
-  <w:num w:numId="4">
+  <w:num w:numId="4" w16cid:durableId="1197542219">
     <w:abstractNumId w:val="0"/>
   </w:num>
-  <w:num w:numId="5">
+  <w:num w:numId="5" w16cid:durableId="1495292722">
     <w:abstractNumId w:val="4"/>
   </w:num>
-  <w:num w:numId="6">
+  <w:num w:numId="6" w16cid:durableId="732892358">
     <w:abstractNumId w:val="6"/>
   </w:num>
-  <w:num w:numId="7">
+  <w:num w:numId="7" w16cid:durableId="1608385310">
     <w:abstractNumId w:val="3"/>
   </w:num>
-  <w:num w:numId="8">
+  <w:num w:numId="8" w16cid:durableId="1029643643">
     <w:abstractNumId w:val="2"/>
   </w:num>
 </w:numbering>
@@ -1879,7 +2047,7 @@
     <w:rPrDefault>
       <w:rPr>
         <w:rFonts w:ascii="Times New Roman" w:eastAsia="Times New Roman" w:hAnsi="Times New Roman" w:cs="Times New Roman"/>
-        <w:lang w:bidi="ar-SA"/>
+        <w:lang w:val="fi-FI" w:eastAsia="fi-FI" w:bidi="ar-SA"/>
       </w:rPr>
     </w:rPrDefault>
     <w:pPrDefault/>
@@ -2174,7 +2342,7 @@
     <w:rPr>
       <w:sz w:val="24"/>
       <w:szCs w:val="24"/>
-      <w:lang w:val="fi-FI" w:eastAsia="en-US"/>
+      <w:lang w:eastAsia="en-US"/>
     </w:rPr>
   </w:style>
   <w:style w:type="paragraph" w:styleId="Heading1">
@@ -3287,6 +3455,21 @@
 </file>
 
 <file path=customXml/item1.xml><?xml version="1.0" encoding="utf-8"?>
+<p:properties xmlns:p="http://schemas.microsoft.com/office/2006/metadata/properties" xmlns:xsi="http://www.w3.org/2001/XMLSchema-instance" xmlns:pc="http://schemas.microsoft.com/office/infopath/2007/PartnerControls">
+  <documentManagement/>
+</p:properties>
+</file>
+
+<file path=customXml/item2.xml><?xml version="1.0" encoding="utf-8"?>
+<?mso-contentType ?>
+<FormTemplates xmlns="http://schemas.microsoft.com/sharepoint/v3/contenttype/forms">
+  <Display>DocumentLibraryForm</Display>
+  <Edit>DocumentLibraryForm</Edit>
+  <New>DocumentLibraryForm</New>
+</FormTemplates>
+</file>
+
+<file path=customXml/item3.xml><?xml version="1.0" encoding="utf-8"?>
 <ct:contentTypeSchema xmlns:ct="http://schemas.microsoft.com/office/2006/metadata/contentType" xmlns:ma="http://schemas.microsoft.com/office/2006/metadata/properties/metaAttributes" ct:_="" ma:_="" ma:contentTypeName="Document" ma:contentTypeID="0x010100C98C8C93BE2859428D1A655AC6B80CAB" ma:contentTypeVersion="5" ma:contentTypeDescription="Create a new document." ma:contentTypeScope="" ma:versionID="21252fd543470854ecab1b8fbec2b8ce">
   <xsd:schema xmlns:xsd="http://www.w3.org/2001/XMLSchema" xmlns:xs="http://www.w3.org/2001/XMLSchema" xmlns:p="http://schemas.microsoft.com/office/2006/metadata/properties" xmlns:ns3="23d22e84-90fe-4ae5-975f-fedea32e9f7c" targetNamespace="http://schemas.microsoft.com/office/2006/metadata/properties" ma:root="true" ma:fieldsID="a8912c254c2cdcbecabebdb6cec4669b" ns3:_="">
     <xsd:import namespace="23d22e84-90fe-4ae5-975f-fedea32e9f7c"/>
@@ -3438,22 +3621,24 @@
 </ct:contentTypeSchema>
 </file>
 
-<file path=customXml/item2.xml><?xml version="1.0" encoding="utf-8"?>
-<?mso-contentType ?>
-<FormTemplates xmlns="http://schemas.microsoft.com/sharepoint/v3/contenttype/forms">
-  <Display>DocumentLibraryForm</Display>
-  <Edit>DocumentLibraryForm</Edit>
-  <New>DocumentLibraryForm</New>
-</FormTemplates>
+<file path=customXml/itemProps1.xml><?xml version="1.0" encoding="utf-8"?>
+<ds:datastoreItem xmlns:ds="http://schemas.openxmlformats.org/officeDocument/2006/customXml" ds:itemID="{FA8F0064-303C-446D-896E-46EEB9A79DC3}">
+  <ds:schemaRefs>
+    <ds:schemaRef ds:uri="http://schemas.microsoft.com/office/2006/metadata/properties"/>
+    <ds:schemaRef ds:uri="http://schemas.microsoft.com/office/infopath/2007/PartnerControls"/>
+  </ds:schemaRefs>
+</ds:datastoreItem>
 </file>
 
-<file path=customXml/item3.xml><?xml version="1.0" encoding="utf-8"?>
-<p:properties xmlns:p="http://schemas.microsoft.com/office/2006/metadata/properties" xmlns:xsi="http://www.w3.org/2001/XMLSchema-instance" xmlns:pc="http://schemas.microsoft.com/office/infopath/2007/PartnerControls">
-  <documentManagement/>
-</p:properties>
+<file path=customXml/itemProps2.xml><?xml version="1.0" encoding="utf-8"?>
+<ds:datastoreItem xmlns:ds="http://schemas.openxmlformats.org/officeDocument/2006/customXml" ds:itemID="{13FBD2FA-5696-460D-A278-9A302A0F72AE}">
+  <ds:schemaRefs>
+    <ds:schemaRef ds:uri="http://schemas.microsoft.com/sharepoint/v3/contenttype/forms"/>
+  </ds:schemaRefs>
+</ds:datastoreItem>
 </file>
 
-<file path=customXml/itemProps1.xml><?xml version="1.0" encoding="utf-8"?>
+<file path=customXml/itemProps3.xml><?xml version="1.0" encoding="utf-8"?>
 <ds:datastoreItem xmlns:ds="http://schemas.openxmlformats.org/officeDocument/2006/customXml" ds:itemID="{F03F9D1C-803F-45AF-8C31-EB722BAA5DA9}">
   <ds:schemaRefs>
     <ds:schemaRef ds:uri="http://schemas.microsoft.com/office/2006/metadata/contentType"/>
@@ -3469,21 +3654,4 @@
     <ds:schemaRef ds:uri="http://schemas.microsoft.com/internal/obd"/>
   </ds:schemaRefs>
 </ds:datastoreItem>
-</file>
-
-<file path=customXml/itemProps2.xml><?xml version="1.0" encoding="utf-8"?>
-<ds:datastoreItem xmlns:ds="http://schemas.openxmlformats.org/officeDocument/2006/customXml" ds:itemID="{13FBD2FA-5696-460D-A278-9A302A0F72AE}">
-  <ds:schemaRefs>
-    <ds:schemaRef ds:uri="http://schemas.microsoft.com/sharepoint/v3/contenttype/forms"/>
-  </ds:schemaRefs>
-</ds:datastoreItem>
-</file>
-
-<file path=customXml/itemProps3.xml><?xml version="1.0" encoding="utf-8"?>
-<ds:datastoreItem xmlns:ds="http://schemas.openxmlformats.org/officeDocument/2006/customXml" ds:itemID="{FA8F0064-303C-446D-896E-46EEB9A79DC3}">
-  <ds:schemaRefs>
-    <ds:schemaRef ds:uri="http://schemas.microsoft.com/office/2006/metadata/properties"/>
-    <ds:schemaRef ds:uri="http://schemas.microsoft.com/office/infopath/2007/PartnerControls"/>
-  </ds:schemaRefs>
-</ds:datastoreItem>
 </file>